--- a/pr-preview/pr-361/permutation-tests-handout-tracked-changes.docx
+++ b/pr-preview/pr-361/permutation-tests-handout-tracked-changes.docx
@@ -16,7 +16,7 @@
       </w:pPr>
       <w:del w:id="1" w:author="PR Preview" w:date="2026-01-01T00:00:00Z">
         <w:r>
-          <w:delText xml:space="preserve">Last modified: 2026-10-19 00:31:45 (PDT)</w:delText>
+          <w:delText xml:space="preserve">Last modified: 2026-10-19 09:39:54 (PDT)</w:delText>
         </w:r>
       </w:del>
     </w:p>
@@ -26,7 +26,7 @@
       </w:pPr>
       <w:ins w:id="2" w:author="PR Preview" w:date="2026-01-01T00:00:00Z">
         <w:r>
-          <w:t xml:space="preserve">Last modified: 2026-10-19 00:33:21 (PDT)</w:t>
+          <w:t xml:space="preserve">Last modified: 2026-10-19 09:40:54 (PDT)</w:t>
         </w:r>
       </w:ins>
     </w:p>
@@ -962,16 +962,7 @@
         <w:t xml:space="preserve"> </w:t>
       </w:r>
       <w:r>
-        <w:t xml:space="preserve">if reordering them does not change their joint distribution</w:t>
-      </w:r>
-      <w:r>
-        <w:t xml:space="preserve"> </w:t>
-      </w:r>
-      <w:r>
-        <w:t xml:space="preserve">[5]</w:t>
-      </w:r>
-      <w:r>
-        <w:t xml:space="preserve">:</w:t>
+        <w:t xml:space="preserve">if reordering them does not change their joint distribution:</w:t>
       </w:r>
       <w:r>
         <w:t xml:space="preserve"> </w:t>
@@ -9752,73 +9743,73 @@
                     </m:rPr>
                     <m:t>E</m:t>
                   </m:r>
-                </m:e>
-              </m:nary>
-              <m:r>
-                <m:t>​</m:t>
-              </m:r>
-              <m:d>
-                <m:dPr>
-                  <m:begChr m:val="["/>
-                  <m:sepChr m:val=""/>
-                  <m:endChr m:val="]"/>
-                  <m:grow/>
-                </m:dPr>
-                <m:e>
-                  <m:sSub>
+                  <m:r>
+                    <m:t>​</m:t>
+                  </m:r>
+                  <m:d>
+                    <m:dPr>
+                      <m:begChr m:val="["/>
+                      <m:sepChr m:val=""/>
+                      <m:endChr m:val="]"/>
+                      <m:grow/>
+                    </m:dPr>
                     <m:e>
-                      <m:r>
-                        <m:rPr>
-                          <m:scr m:val="double-struck"/>
-                          <m:sty m:val="p"/>
-                        </m:rPr>
-                        <m:t>1</m:t>
-                      </m:r>
-                    </m:e>
-                    <m:sub>
                       <m:sSub>
                         <m:e>
                           <m:r>
-                            <m:t>N</m:t>
+                            <m:rPr>
+                              <m:scr m:val="double-struck"/>
+                              <m:sty m:val="p"/>
+                            </m:rPr>
+                            <m:t>1</m:t>
                           </m:r>
                         </m:e>
                         <m:sub>
+                          <m:sSub>
+                            <m:e>
+                              <m:r>
+                                <m:t>N</m:t>
+                              </m:r>
+                            </m:e>
+                            <m:sub>
+                              <m:r>
+                                <m:t>σ</m:t>
+                              </m:r>
+                            </m:sub>
+                          </m:sSub>
                           <m:r>
-                            <m:t>σ</m:t>
+                            <m:rPr>
+                              <m:sty m:val="p"/>
+                            </m:rPr>
+                            <m:t>(</m:t>
+                          </m:r>
+                          <m:r>
+                            <m:t>Y</m:t>
+                          </m:r>
+                          <m:r>
+                            <m:rPr>
+                              <m:sty m:val="p"/>
+                            </m:rPr>
+                            <m:t>)</m:t>
+                          </m:r>
+                          <m:r>
+                            <m:rPr>
+                              <m:sty m:val="p"/>
+                            </m:rPr>
+                            <m:t>≤</m:t>
+                          </m:r>
+                          <m:r>
+                            <m:t>k</m:t>
                           </m:r>
                         </m:sub>
                       </m:sSub>
-                      <m:r>
-                        <m:rPr>
-                          <m:sty m:val="p"/>
-                        </m:rPr>
-                        <m:t>(</m:t>
-                      </m:r>
-                      <m:r>
-                        <m:t>Y</m:t>
-                      </m:r>
-                      <m:r>
-                        <m:rPr>
-                          <m:sty m:val="p"/>
-                        </m:rPr>
-                        <m:t>)</m:t>
-                      </m:r>
-                      <m:r>
-                        <m:rPr>
-                          <m:sty m:val="p"/>
-                        </m:rPr>
-                        <m:t>≤</m:t>
-                      </m:r>
-                      <m:r>
-                        <m:t>k</m:t>
-                      </m:r>
-                    </m:sub>
-                  </m:sSub>
+                    </m:e>
+                  </m:d>
+                  <m:r>
+                    <m:t>​</m:t>
+                  </m:r>
                 </m:e>
-              </m:d>
-              <m:r>
-                <m:t>​</m:t>
-              </m:r>
+              </m:nary>
               <m:r>
                 <m:t>&amp;</m:t>
               </m:r>
